--- a/docs/legal/soglasie-na-obrabotku-pd.docx
+++ b/docs/legal/soglasie-na-obrabotku-pd.docx
@@ -467,7 +467,7 @@
           <w:sz w:val="22"/>
           <w:szCs w:val="22"/>
         </w:rPr>
-        <w:t xml:space="preserve">1.1. Настоящее Согласие на обработку персональных данных (далее — Согласие) даётся физическим лицом (далее — Субъект) Общество с ограниченной ответственностью «Генпорт» (ООО «Генпорт»), ИНН 1200023416, ОГРН 1261200002238, адрес: 424003, Республика Марий Эл, г. Йошкар-Ола, ул. Машиностроителей, д. 26, адрес электронной почты: dom@gdesite.ru (далее — Оператор) в соответствии со статьёй 9 Федерального закона от 27.07.2006 № 152-ФЗ «О персональных данных» (далее — Закон о персональных данных).</w:t>
+        <w:t xml:space="preserve">1.1. Настоящее Согласие на обработку персональных данных (далее — Согласие) даётся физическим лицом (далее — Субъект) Общество с ограниченной ответственностью «Генпорт» (ООО «Генпорт»), ИНН 1200023416, ОГРН 1261200002238, адрес: 424003, Республика Марий Эл, г. Йошкар-Ола, ул. Машиностроителей, д. 26, пом. 2, адрес электронной почты: dom@gdesite.ru (далее — Оператор) в соответствии со статьёй 9 Федерального закона от 27.07.2006 № 152-ФЗ «О персональных данных» (далее — Закон о персональных данных).</w:t>
       </w:r>
     </w:p>
     <w:p>
@@ -902,7 +902,7 @@
                 <w:sz w:val="22"/>
                 <w:szCs w:val="22"/>
               </w:rPr>
-              <w:t xml:space="preserve">в соответствии со статьёй 9 Федерального закона от 27.07.2006 № 152-ФЗ «О персональных данных» свободно, своей волей и в своём интересе даю согласие Обществу с ограниченной ответственностью «Генпорт» (ИНН 1200023416, ОГРН 1261200002238, адрес: 424003, Республика Марий Эл, г. Йошкар-Ола, ул. Машиностроителей, д. 26) (далее — Оператор) на обработку моих персональных данных на следующих условиях.</w:t>
+              <w:t xml:space="preserve">в соответствии со статьёй 9 Федерального закона от 27.07.2006 № 152-ФЗ «О персональных данных» свободно, своей волей и в своём интересе даю согласие Обществу с ограниченной ответственностью «Генпорт» (ИНН 1200023416, ОГРН 1261200002238, адрес: 424003, Республика Марий Эл, г. Йошкар-Ола, ул. Машиностроителей, д. 26, пом. 2) (далее — Оператор) на обработку моих персональных данных на следующих условиях.</w:t>
             </w:r>
           </w:p>
           <w:p>

--- a/docs/legal/soglasie-na-obrabotku-pd.docx
+++ b/docs/legal/soglasie-na-obrabotku-pd.docx
@@ -249,7 +249,7 @@
           <w:sz w:val="22"/>
           <w:szCs w:val="22"/>
         </w:rPr>
-        <w:t xml:space="preserve">А.2. Формы регистрации на мероприятия и опросы:</w:t>
+        <w:t xml:space="preserve">А.2. Формы регистрации на мероприятия, опросы, конкурсы и акции:</w:t>
       </w:r>
     </w:p>
     <w:tbl>
@@ -295,7 +295,7 @@
                 <w:sz w:val="22"/>
                 <w:szCs w:val="22"/>
               </w:rPr>
-              <w:t xml:space="preserve">☐ Я даю согласие ООО «Генпорт» на обработку моих персональных данных (фамилия, имя, отчество, номер телефона, адрес электронной почты, никнеймы в мессенджерах и социальных сетях, сведения о роде деятельности) в целях организации моего участия в мероприятии (опросе) и связи со мной на условиях Согласия на обработку персональных данных (https://gdesite.ru/soglasie-na-obrabotku-pd). С Политикой в отношении обработки персональных данных (https://gdesite.ru/politika-konfidencialnosti) ознакомлен(а).</w:t>
+              <w:t xml:space="preserve">☐ Я даю согласие ООО «Генпорт» на обработку моих персональных данных (фамилия, имя, отчество, номер телефона, адрес электронной почты, никнеймы в мессенджерах и социальных сетях, сведения о роде деятельности, ответы на вопросы анкеты или опроса) в целях организации моего участия в мероприятии (опросе, конкурсе, акции) и связи со мной на условиях Согласия на обработку персональных данных (https://gdesite.ru/soglasie-na-obrabotku-pd). С Политикой в отношении обработки персональных данных (https://gdesite.ru/politika-konfidencialnosti) ознакомлен(а).</w:t>
             </w:r>
           </w:p>
         </w:tc>
@@ -583,7 +583,7 @@
           <w:sz w:val="22"/>
           <w:szCs w:val="22"/>
         </w:rPr>
-        <w:t xml:space="preserve">организация участия в мероприятиях, опросах и акциях Оператора и связь с участником — обрабатываются фамилия, имя, отчество, номер телефона, адрес электронной почты, никнеймы в мессенджерах и социальных сетях, сведения о роде деятельности;</w:t>
+        <w:t xml:space="preserve">организация участия в мероприятиях, опросах, конкурсах и акциях Оператора и связь с участником — обрабатываются фамилия, имя, отчество, номер телефона, адрес электронной почты, никнеймы в мессенджерах и социальных сетях, сведения о роде деятельности, ответы на вопросы анкет и опросов, иные сведения, добровольно предоставленные участником;</w:t>
       </w:r>
     </w:p>
     <w:p>
